--- a/DBTUNING/ch20_통계수집_AWR인프라/ch20_실습문제_추가서술형_정답.docx
+++ b/DBTUNING/ch20_통계수집_AWR인프라/ch20_실습문제_추가서술형_정답.docx
@@ -7,7 +7,7 @@
         <w:pStyle w:val="Heading1"/>
       </w:pPr>
       <w:r>
-        <w:t>제6장  통계 수집 ① 자동 수집과 AWR 인프라 — 추가 실습문제 모범답안 및 채점 포인트</w:t>
+        <w:t>제ch20  통계 수집 ① 자동 수집과 AWR 인프라 — 추가 실습문제 모범답안 및 채점 포인트</w:t>
       </w:r>
     </w:p>
     <w:p>
@@ -111,7 +111,7 @@
         <w:rPr>
           <w:b w:val="0"/>
         </w:rPr>
-        <w:t>모범답안: 누적값은 인스턴스 기동 이후 계속 커지는 값이고, 델타값은 한 스냅샷과 그 앞 스냅샷 사이의 변화량이다. AWR은 스냅샷을 뜰 때마다 누적값을 저장하므로, 보고서는 시작 스냅샷과 끝 스냅샷의 누적값 차이를 그 구간의 부하로 환산한다. 5장에서 손으로 하던 '뒤 값 - 앞 값'을 AWR이 자동화한 것이며, 그래서 두 시점(구간)을 지정해야 델타로 값이 나온다.</w:t>
+        <w:t>모범답안: 누적값은 인스턴스 기동 이후 계속 커지는 값이고, 델타값은 한 스냅샷과 그 앞 스냅샷 사이의 변화량이다. AWR은 스냅샷을 뜰 때마다 누적값을 저장하므로, 보고서는 시작 스냅샷과 끝 스냅샷의 누적값 차이를 그 구간의 부하로 환산한다. ch19에서 손으로 하던 '뒤 값 - 앞 값'을 AWR이 자동화한 것이며, 그래서 두 시점(구간)을 지정해야 델타로 값이 나온다.</w:t>
       </w:r>
     </w:p>
     <w:p>
@@ -119,7 +119,7 @@
         <w:rPr>
           <w:b w:val="0"/>
         </w:rPr>
-        <w:t>채점 포인트: 누적/델타 정의 / 스냅샷 차이=구간 부하 / 5장 델타 원리 연결</w:t>
+        <w:t>채점 포인트: 누적/델타 정의 / 스냅샷 차이=구간 부하 / ch19 델타 원리 연결</w:t>
       </w:r>
     </w:p>
     <w:p>
@@ -207,7 +207,7 @@
         <w:rPr>
           <w:b w:val="0"/>
         </w:rPr>
-        <w:t>모범답안: AWR·DBMS_WORKLOAD_REPOSITORY(스냅샷·베이스라인 관리)·DBA_HIST_* 뷰·V$ACTIVE_SESSION_HISTORY는 모두 Diagnostics Pack(유상)이 필요하다. 라이선스가 없으면 (1) Statspack(무상)을 설치해 STATSPACK.SNAP으로 스냅샷을 뜨고 spreport.sql로 보고서를 만들거나, (2) V$ 뷰를 두 시점에 조회해 델타를 손으로 계산한다(5장 방식). 원천 데이터는 언제나 V$에 있으므로 진단 자체는 가능하며, 자동화·통합만 손으로 대신한다.</w:t>
+        <w:t>모범답안: AWR·DBMS_WORKLOAD_REPOSITORY(스냅샷·베이스라인 관리)·DBA_HIST_* 뷰·V$ACTIVE_SESSION_HISTORY는 모두 Diagnostics Pack(유상)이 필요하다. 라이선스가 없으면 (1) Statspack(무상)을 설치해 STATSPACK.SNAP으로 스냅샷을 뜨고 spreport.sql로 보고서를 만들거나, (2) V$ 뷰를 두 시점에 조회해 델타를 손으로 계산한다(ch19 방식). 원천 데이터는 언제나 V$에 있으므로 진단 자체는 가능하며, 자동화·통합만 손으로 대신한다.</w:t>
       </w:r>
     </w:p>
     <w:p>

--- a/DBTUNING/ch20_통계수집_AWR인프라/ch20_실습문제_추가서술형_정답.docx
+++ b/DBTUNING/ch20_통계수집_AWR인프라/ch20_실습문제_추가서술형_정답.docx
@@ -7,7 +7,7 @@
         <w:pStyle w:val="Heading1"/>
       </w:pPr>
       <w:r>
-        <w:t>제ch20  통계 수집 ① 자동 수집과 AWR 인프라 — 추가 실습문제 모범답안 및 채점 포인트</w:t>
+        <w:t>ch20  통계 수집 ① 자동 수집과 AWR 인프라 — 추가 실습문제 모범답안 및 채점 포인트</w:t>
       </w:r>
     </w:p>
     <w:p>
